--- a/FAQ_DPO_HSE_v5.docx
+++ b/FAQ_DPO_HSE_v5.docx
@@ -1479,27 +1479,6 @@
         </w:rPr>
         <w:t xml:space="preserve">🔗 </w:t>
       </w:r>
-      <w:hyperlink r:id="rId22" w:history="1">
-        <w:r>
-          <w:rPr>
-            <w:rStyle w:val="a5"/>
-          </w:rPr>
-          <w:t>Каталог программ ДПО НИУ ВШЭ</w:t>
-        </w:r>
-      </w:hyperlink>
-    </w:p>
-    <w:p>
-      <w:pPr>
-        <w:spacing w:after="50"/>
-        <w:ind w:left="360"/>
-      </w:pPr>
-      <w:r>
-        <w:rPr>
-          <w:sz w:val="20"/>
-          <w:szCs w:val="20"/>
-        </w:rPr>
-        <w:t xml:space="preserve">🔗 </w:t>
-      </w:r>
       <w:hyperlink r:id="rId23" w:history="1">
         <w:r>
           <w:rPr>
@@ -1601,7 +1580,7 @@
           <w:rPr>
             <w:rStyle w:val="a5"/>
           </w:rPr>
-          <w:t>Каталог программ ДПО</w:t>
+          <w:t>Каталог программ Школы коммуникаций</w:t>
         </w:r>
       </w:hyperlink>
     </w:p>
@@ -1803,7 +1782,7 @@
           <w:rPr>
             <w:rStyle w:val="a5"/>
           </w:rPr>
-          <w:t>hse.ru/edu/dpo</w:t>
+          <w:t>Каталог программ Школы коммуникаций</w:t>
         </w:r>
       </w:hyperlink>
     </w:p>
@@ -2598,7 +2577,7 @@
           <w:rPr>
             <w:rStyle w:val="a5"/>
           </w:rPr>
-          <w:t>Каталог программ ДПО (подача заявки)</w:t>
+          <w:t>Каталог программ Школы коммуникаций (подача заявки)</w:t>
         </w:r>
       </w:hyperlink>
     </w:p>
@@ -2701,7 +2680,7 @@
           <w:color w:val="333333"/>
         </w:rPr>
         <w:lastRenderedPageBreak/>
-        <w:t>1. Откройте в браузере сайт busedu.hse.ru или hse.ru/edu/dpo.</w:t>
+        <w:t>1. Откройте в браузере сайт busedu.hse.ru или hse.ru/edu/dpo/?orgUnit=122999271.</w:t>
       </w:r>
     </w:p>
     <w:p>
@@ -3638,7 +3617,7 @@
           <w:rPr>
             <w:rStyle w:val="a5"/>
           </w:rPr>
-          <w:t>Каталог программ ДПО (стоимость указана на странице каждого курса)</w:t>
+          <w:t>Каталог программ Школы коммуникаций (стоимость указана на странице каждого курса)</w:t>
         </w:r>
       </w:hyperlink>
     </w:p>
@@ -4660,7 +4639,7 @@
           <w:bCs/>
           <w:color w:val="002060"/>
         </w:rPr>
-        <w:t xml:space="preserve">О: После успешного прохождения итоговой аттестации по курсу, вы получите электронное удостоверение о повышении квалификации НИУ ВШЭ. Оно отобразится в личном кабинете на сайте https://busedu.hse.ru или https://www.hse.ru/edu/dpo/, либо придёт на электронную почту (если вы обучаетесь от юридического лица). Удостоверение оформляется в течение 7-10 дней после успешного завершения программы.</w:t>
+        <w:t xml:space="preserve">О: После успешного прохождения итоговой аттестации по курсу, вы получите электронное удостоверение о повышении квалификации НИУ ВШЭ. Оно отобразится в личном кабинете на сайте https://busedu.hse.ru, либо придёт на электронную почту (если вы обучаетесь от юридического лица). Удостоверение оформляется в течение 7-10 дней после успешного завершения программы.</w:t>
       </w:r>
     </w:p>
     <w:p>
@@ -5693,53 +5672,6 @@
         <w:gridCol w:w="3223"/>
         <w:gridCol w:w="5803"/>
       </w:tblGrid>
-      <w:tr>
-        <w:tc>
-          <w:tcPr>
-            <w:tcW w:w="3223" w:type="dxa"/>
-            <w:shd w:val="clear" w:color="auto" w:fill="E8EEF4"/>
-            <w:tcMar>
-              <w:top w:w="70" w:type="dxa"/>
-              <w:left w:w="120" w:type="dxa"/>
-              <w:bottom w:w="70" w:type="dxa"/>
-              <w:right w:w="120" w:type="dxa"/>
-            </w:tcMar>
-          </w:tcPr>
-          <w:p>
-            <w:r>
-              <w:rPr>
-                <w:b/>
-                <w:bCs/>
-                <w:color w:val="002060"/>
-                <w:sz w:val="20"/>
-                <w:szCs w:val="20"/>
-              </w:rPr>
-              <w:t>Каталог программ ДПО</w:t>
-            </w:r>
-          </w:p>
-        </w:tc>
-        <w:tc>
-          <w:tcPr>
-            <w:tcW w:w="5803" w:type="dxa"/>
-            <w:tcMar>
-              <w:top w:w="70" w:type="dxa"/>
-              <w:left w:w="120" w:type="dxa"/>
-              <w:bottom w:w="70" w:type="dxa"/>
-              <w:right w:w="120" w:type="dxa"/>
-            </w:tcMar>
-          </w:tcPr>
-          <w:p>
-            <w:hyperlink r:id="rId57" w:history="1">
-              <w:r>
-                <w:rPr>
-                  <w:rStyle w:val="a5"/>
-                </w:rPr>
-                <w:t>https://www.hse.ru/edu/dpo/</w:t>
-              </w:r>
-            </w:hyperlink>
-          </w:p>
-        </w:tc>
-      </w:tr>
       <w:tr>
         <w:tc>
           <w:tcPr>
